--- a/eval/psle-science-deep-dive.docx
+++ b/eval/psle-science-deep-dive.docx
@@ -39,17 +39,37 @@
         <w:pStyle w:val="Heading2"/>
       </w:pPr>
       <w:r>
-        <w:t xml:space="preserve">1. Year-over-year trends (Pre-2021 vs 2022-2025, per-year-equivalent)</w:t>
-      </w:r>
-    </w:p>
-    <w:p>
-      <w:r>
-        <w:t xml:space="preserve"/>
-      </w:r>
-    </w:p>
-    <w:p>
-      <w:r>
-        <w:t xml:space="preserve">The 2022-2024 bundle pools 3 years of questions (122 across 4 sub-papers — Life MCQ/OEQ + Physical MCQ/OEQ). Divided by 3 to get a per-year rate, then combined with 2025 to give the "recent" column. Pre-2021 = simple average of 2016-2020 (5 papers, ~42 q/yr). 2021 sits between as a transition year.</w:t>
+        <w:t xml:space="preserve">1. Year-over-year trends (Pre-2021 vs 2022-2025, by AVERAGE MARKS per year)</w:t>
+      </w:r>
+    </w:p>
+    <w:p>
+      <w:r>
+        <w:t xml:space="preserve"/>
+      </w:r>
+    </w:p>
+    <w:p>
+      <w:r>
+        <w:t xml:space="preserve">This table measures by </w:t>
+      </w:r>
+      <w:r>
+        <w:rPr>
+          <w:b/>
+          <w:bCs/>
+        </w:rPr>
+        <w:t xml:space="preserve">marks</w:t>
+      </w:r>
+      <w:r>
+        <w:t xml:space="preserve">, not by question count — so topics with high-mark OEQs (Electrical, Interactions, Heat) get the weight they deserve relative to MCQ-heavy topics. Pre-2021 = avg of 2016-2020 (5 papers); 2022-2025 = (2022-2024 bundle ÷ 3) + 2025, normalised to 4 years. Both periods sum to ~100 marks/year (PSLE total), so direct comparison is fair.</w:t>
+      </w:r>
+    </w:p>
+    <w:p>
+      <w:r>
+        <w:t xml:space="preserve"/>
+      </w:r>
+    </w:p>
+    <w:p>
+      <w:r>
+        <w:t xml:space="preserve">Sorted by recent marks/year (priority order):</w:t>
       </w:r>
     </w:p>
     <w:p>
@@ -104,7 +124,7 @@
                 <w:b/>
                 <w:bCs/>
               </w:rPr>
-              <w:t xml:space="preserve">Pre-2021 avg/yr</w:t>
+              <w:t xml:space="preserve">Pre-2021 marks/yr</w:t>
             </w:r>
           </w:p>
         </w:tc>
@@ -132,7 +152,7 @@
                 <w:b/>
                 <w:bCs/>
               </w:rPr>
-              <w:t xml:space="preserve">2022-2025 avg/yr</w:t>
+              <w:t xml:space="preserve">2022-2025 marks/yr</w:t>
             </w:r>
           </w:p>
         </w:tc>
@@ -166,7 +186,14 @@
                 <w:b/>
                 <w:bCs/>
               </w:rPr>
-              <w:t xml:space="preserve">7.0</w:t>
+              <w:t xml:space="preserve">17.4</w:t>
+            </w:r>
+          </w:p>
+        </w:tc>
+        <w:tc>
+          <w:p>
+            <w:r>
+              <w:t xml:space="preserve">4</w:t>
             </w:r>
           </w:p>
         </w:tc>
@@ -177,7 +204,7 @@
                 <w:b/>
                 <w:bCs/>
               </w:rPr>
-              <w:t xml:space="preserve">1</w:t>
+              <w:t xml:space="preserve">11.5</w:t>
             </w:r>
           </w:p>
         </w:tc>
@@ -188,7 +215,53 @@
                 <w:b/>
                 <w:bCs/>
               </w:rPr>
-              <w:t xml:space="preserve">4.8</w:t>
+              <w:t xml:space="preserve">−5.9</w:t>
+            </w:r>
+          </w:p>
+        </w:tc>
+      </w:tr>
+      <w:tr>
+        <w:tc>
+          <w:p>
+            <w:r>
+              <w:t xml:space="preserve">Electrical system and circuits</w:t>
+            </w:r>
+          </w:p>
+        </w:tc>
+        <w:tc>
+          <w:p>
+            <w:r>
+              <w:t xml:space="preserve">7.4</w:t>
+            </w:r>
+          </w:p>
+        </w:tc>
+        <w:tc>
+          <w:p>
+            <w:r>
+              <w:t xml:space="preserve">9</w:t>
+            </w:r>
+          </w:p>
+        </w:tc>
+        <w:tc>
+          <w:p>
+            <w:r>
+              <w:t xml:space="preserve">9.0</w:t>
+            </w:r>
+          </w:p>
+        </w:tc>
+        <w:tc>
+          <w:p>
+            <w:r>
+              <w:t xml:space="preserve">+1.6</w:t>
+            </w:r>
+          </w:p>
+        </w:tc>
+      </w:tr>
+      <w:tr>
+        <w:tc>
+          <w:p>
+            <w:r>
+              <w:t xml:space="preserve">Heat energy and uses</w:t>
             </w:r>
           </w:p>
         </w:tc>
@@ -199,7 +272,36 @@
                 <w:b/>
                 <w:bCs/>
               </w:rPr>
-              <w:t xml:space="preserve">−2.3</w:t>
+              <w:t xml:space="preserve">6.4</w:t>
+            </w:r>
+          </w:p>
+        </w:tc>
+        <w:tc>
+          <w:p>
+            <w:r>
+              <w:t xml:space="preserve">6</w:t>
+            </w:r>
+          </w:p>
+        </w:tc>
+        <w:tc>
+          <w:p>
+            <w:r>
+              <w:rPr>
+                <w:b/>
+                <w:bCs/>
+              </w:rPr>
+              <w:t xml:space="preserve">8.5</w:t>
+            </w:r>
+          </w:p>
+        </w:tc>
+        <w:tc>
+          <w:p>
+            <w:r>
+              <w:rPr>
+                <w:b/>
+                <w:bCs/>
+              </w:rPr>
+              <w:t xml:space="preserve">+2.1</w:t>
             </w:r>
           </w:p>
         </w:tc>
@@ -208,35 +310,35 @@
         <w:tc>
           <w:p>
             <w:r>
-              <w:t xml:space="preserve">Life cycles in plants and animals</w:t>
-            </w:r>
-          </w:p>
-        </w:tc>
-        <w:tc>
-          <w:p>
-            <w:r>
-              <w:t xml:space="preserve">1.8</w:t>
-            </w:r>
-          </w:p>
-        </w:tc>
-        <w:tc>
-          <w:p>
-            <w:r>
-              <w:t xml:space="preserve">3</w:t>
-            </w:r>
-          </w:p>
-        </w:tc>
-        <w:tc>
-          <w:p>
-            <w:r>
-              <w:t xml:space="preserve">2.8</w:t>
-            </w:r>
-          </w:p>
-        </w:tc>
-        <w:tc>
-          <w:p>
-            <w:r>
-              <w:t xml:space="preserve">+0.9</w:t>
+              <w:t xml:space="preserve">Interaction of forces (Friction/Gravity/Elastic)</w:t>
+            </w:r>
+          </w:p>
+        </w:tc>
+        <w:tc>
+          <w:p>
+            <w:r>
+              <w:t xml:space="preserve">8.6</w:t>
+            </w:r>
+          </w:p>
+        </w:tc>
+        <w:tc>
+          <w:p>
+            <w:r>
+              <w:t xml:space="preserve">10</w:t>
+            </w:r>
+          </w:p>
+        </w:tc>
+        <w:tc>
+          <w:p>
+            <w:r>
+              <w:t xml:space="preserve">8.3</w:t>
+            </w:r>
+          </w:p>
+        </w:tc>
+        <w:tc>
+          <w:p>
+            <w:r>
+              <w:t xml:space="preserve">−0.3</w:t>
             </w:r>
           </w:p>
         </w:tc>
@@ -252,28 +354,28 @@
         <w:tc>
           <w:p>
             <w:r>
-              <w:t xml:space="preserve">3.0</w:t>
-            </w:r>
-          </w:p>
-        </w:tc>
-        <w:tc>
-          <w:p>
-            <w:r>
-              <w:t xml:space="preserve">4</w:t>
-            </w:r>
-          </w:p>
-        </w:tc>
-        <w:tc>
-          <w:p>
-            <w:r>
-              <w:t xml:space="preserve">3.8</w:t>
-            </w:r>
-          </w:p>
-        </w:tc>
-        <w:tc>
-          <w:p>
-            <w:r>
-              <w:t xml:space="preserve">+0.8</w:t>
+              <w:t xml:space="preserve">6.4</w:t>
+            </w:r>
+          </w:p>
+        </w:tc>
+        <w:tc>
+          <w:p>
+            <w:r>
+              <w:t xml:space="preserve">8</w:t>
+            </w:r>
+          </w:p>
+        </w:tc>
+        <w:tc>
+          <w:p>
+            <w:r>
+              <w:t xml:space="preserve">7.8</w:t>
+            </w:r>
+          </w:p>
+        </w:tc>
+        <w:tc>
+          <w:p>
+            <w:r>
+              <w:t xml:space="preserve">+1.3</w:t>
             </w:r>
           </w:p>
         </w:tc>
@@ -282,35 +384,35 @@
         <w:tc>
           <w:p>
             <w:r>
-              <w:t xml:space="preserve">Water cycle, evaporation, condensation</w:t>
-            </w:r>
-          </w:p>
-        </w:tc>
-        <w:tc>
-          <w:p>
-            <w:r>
-              <w:t xml:space="preserve">2.0</w:t>
-            </w:r>
-          </w:p>
-        </w:tc>
-        <w:tc>
-          <w:p>
-            <w:r>
-              <w:t xml:space="preserve">1</w:t>
-            </w:r>
-          </w:p>
-        </w:tc>
-        <w:tc>
-          <w:p>
-            <w:r>
-              <w:t xml:space="preserve">1.3</w:t>
-            </w:r>
-          </w:p>
-        </w:tc>
-        <w:tc>
-          <w:p>
-            <w:r>
-              <w:t xml:space="preserve">−0.8</w:t>
+              <w:t xml:space="preserve">Energy conversion</w:t>
+            </w:r>
+          </w:p>
+        </w:tc>
+        <w:tc>
+          <w:p>
+            <w:r>
+              <w:t xml:space="preserve">5.8</w:t>
+            </w:r>
+          </w:p>
+        </w:tc>
+        <w:tc>
+          <w:p>
+            <w:r>
+              <w:t xml:space="preserve">2</w:t>
+            </w:r>
+          </w:p>
+        </w:tc>
+        <w:tc>
+          <w:p>
+            <w:r>
+              <w:t xml:space="preserve">6.5</w:t>
+            </w:r>
+          </w:p>
+        </w:tc>
+        <w:tc>
+          <w:p>
+            <w:r>
+              <w:t xml:space="preserve">+0.7</w:t>
             </w:r>
           </w:p>
         </w:tc>
@@ -319,35 +421,35 @@
         <w:tc>
           <w:p>
             <w:r>
-              <w:t xml:space="preserve">Photosynthesis</w:t>
-            </w:r>
-          </w:p>
-        </w:tc>
-        <w:tc>
-          <w:p>
-            <w:r>
-              <w:t xml:space="preserve">2.2</w:t>
-            </w:r>
-          </w:p>
-        </w:tc>
-        <w:tc>
-          <w:p>
-            <w:r>
-              <w:t xml:space="preserve">3</w:t>
-            </w:r>
-          </w:p>
-        </w:tc>
-        <w:tc>
-          <w:p>
-            <w:r>
-              <w:t xml:space="preserve">1.5</w:t>
-            </w:r>
-          </w:p>
-        </w:tc>
-        <w:tc>
-          <w:p>
-            <w:r>
-              <w:t xml:space="preserve">−0.7</w:t>
+              <w:t xml:space="preserve">Reproduction in plants and animals</w:t>
+            </w:r>
+          </w:p>
+        </w:tc>
+        <w:tc>
+          <w:p>
+            <w:r>
+              <w:t xml:space="preserve">6.0</w:t>
+            </w:r>
+          </w:p>
+        </w:tc>
+        <w:tc>
+          <w:p>
+            <w:r>
+              <w:t xml:space="preserve">6</w:t>
+            </w:r>
+          </w:p>
+        </w:tc>
+        <w:tc>
+          <w:p>
+            <w:r>
+              <w:t xml:space="preserve">6.5</w:t>
+            </w:r>
+          </w:p>
+        </w:tc>
+        <w:tc>
+          <w:p>
+            <w:r>
+              <w:t xml:space="preserve">+0.5</w:t>
             </w:r>
           </w:p>
         </w:tc>
@@ -356,35 +458,35 @@
         <w:tc>
           <w:p>
             <w:r>
-              <w:t xml:space="preserve">Heat energy and uses</w:t>
-            </w:r>
-          </w:p>
-        </w:tc>
-        <w:tc>
-          <w:p>
-            <w:r>
-              <w:t xml:space="preserve">2.6</w:t>
-            </w:r>
-          </w:p>
-        </w:tc>
-        <w:tc>
-          <w:p>
-            <w:r>
-              <w:t xml:space="preserve">2</w:t>
-            </w:r>
-          </w:p>
-        </w:tc>
-        <w:tc>
-          <w:p>
-            <w:r>
-              <w:t xml:space="preserve">3.3</w:t>
-            </w:r>
-          </w:p>
-        </w:tc>
-        <w:tc>
-          <w:p>
-            <w:r>
-              <w:t xml:space="preserve">+0.6</w:t>
+              <w:t xml:space="preserve">Life cycles in plants and animals</w:t>
+            </w:r>
+          </w:p>
+        </w:tc>
+        <w:tc>
+          <w:p>
+            <w:r>
+              <w:t xml:space="preserve">4.2</w:t>
+            </w:r>
+          </w:p>
+        </w:tc>
+        <w:tc>
+          <w:p>
+            <w:r>
+              <w:t xml:space="preserve">8</w:t>
+            </w:r>
+          </w:p>
+        </w:tc>
+        <w:tc>
+          <w:p>
+            <w:r>
+              <w:t xml:space="preserve">6.0</w:t>
+            </w:r>
+          </w:p>
+        </w:tc>
+        <w:tc>
+          <w:p>
+            <w:r>
+              <w:t xml:space="preserve">+1.8</w:t>
             </w:r>
           </w:p>
         </w:tc>
@@ -393,35 +495,35 @@
         <w:tc>
           <w:p>
             <w:r>
-              <w:t xml:space="preserve">Electrical system and circuits</w:t>
-            </w:r>
-          </w:p>
-        </w:tc>
-        <w:tc>
-          <w:p>
-            <w:r>
-              <w:t xml:space="preserve">2.8</w:t>
-            </w:r>
-          </w:p>
-        </w:tc>
-        <w:tc>
-          <w:p>
-            <w:r>
-              <w:t xml:space="preserve">4</w:t>
-            </w:r>
-          </w:p>
-        </w:tc>
-        <w:tc>
-          <w:p>
-            <w:r>
-              <w:t xml:space="preserve">3.3</w:t>
-            </w:r>
-          </w:p>
-        </w:tc>
-        <w:tc>
-          <w:p>
-            <w:r>
-              <w:t xml:space="preserve">+0.5</w:t>
+              <w:t xml:space="preserve">Cycles in matter</w:t>
+            </w:r>
+          </w:p>
+        </w:tc>
+        <w:tc>
+          <w:p>
+            <w:r>
+              <w:t xml:space="preserve">4.6</w:t>
+            </w:r>
+          </w:p>
+        </w:tc>
+        <w:tc>
+          <w:p>
+            <w:r>
+              <w:t xml:space="preserve">8</w:t>
+            </w:r>
+          </w:p>
+        </w:tc>
+        <w:tc>
+          <w:p>
+            <w:r>
+              <w:t xml:space="preserve">5.8</w:t>
+            </w:r>
+          </w:p>
+        </w:tc>
+        <w:tc>
+          <w:p>
+            <w:r>
+              <w:t xml:space="preserve">+1.2</w:t>
             </w:r>
           </w:p>
         </w:tc>
@@ -430,35 +532,35 @@
         <w:tc>
           <w:p>
             <w:r>
-              <w:t xml:space="preserve">Reproduction in plants and animals</w:t>
-            </w:r>
-          </w:p>
-        </w:tc>
-        <w:tc>
-          <w:p>
-            <w:r>
-              <w:t xml:space="preserve">2.4</w:t>
-            </w:r>
-          </w:p>
-        </w:tc>
-        <w:tc>
-          <w:p>
-            <w:r>
-              <w:t xml:space="preserve">3</w:t>
-            </w:r>
-          </w:p>
-        </w:tc>
-        <w:tc>
-          <w:p>
-            <w:r>
-              <w:t xml:space="preserve">2.8</w:t>
-            </w:r>
-          </w:p>
-        </w:tc>
-        <w:tc>
-          <w:p>
-            <w:r>
-              <w:t xml:space="preserve">+0.4</w:t>
+              <w:t xml:space="preserve">Interaction of forces (Magnets)</w:t>
+            </w:r>
+          </w:p>
+        </w:tc>
+        <w:tc>
+          <w:p>
+            <w:r>
+              <w:t xml:space="preserve">6.0</w:t>
+            </w:r>
+          </w:p>
+        </w:tc>
+        <w:tc>
+          <w:p>
+            <w:r>
+              <w:t xml:space="preserve">4</w:t>
+            </w:r>
+          </w:p>
+        </w:tc>
+        <w:tc>
+          <w:p>
+            <w:r>
+              <w:t xml:space="preserve">5.0</w:t>
+            </w:r>
+          </w:p>
+        </w:tc>
+        <w:tc>
+          <w:p>
+            <w:r>
+              <w:t xml:space="preserve">−1.0</w:t>
             </w:r>
           </w:p>
         </w:tc>
@@ -467,35 +569,35 @@
         <w:tc>
           <w:p>
             <w:r>
-              <w:t xml:space="preserve">Interaction of forces (Magnets)</w:t>
-            </w:r>
-          </w:p>
-        </w:tc>
-        <w:tc>
-          <w:p>
-            <w:r>
-              <w:t xml:space="preserve">2.4</w:t>
-            </w:r>
-          </w:p>
-        </w:tc>
-        <w:tc>
-          <w:p>
-            <w:r>
-              <w:t xml:space="preserve">2</w:t>
-            </w:r>
-          </w:p>
-        </w:tc>
-        <w:tc>
-          <w:p>
-            <w:r>
-              <w:t xml:space="preserve">2.0</w:t>
-            </w:r>
-          </w:p>
-        </w:tc>
-        <w:tc>
-          <w:p>
-            <w:r>
-              <w:t xml:space="preserve">−0.4</w:t>
+              <w:t xml:space="preserve">Plant parts and functions</w:t>
+            </w:r>
+          </w:p>
+        </w:tc>
+        <w:tc>
+          <w:p>
+            <w:r>
+              <w:t xml:space="preserve">4.6</w:t>
+            </w:r>
+          </w:p>
+        </w:tc>
+        <w:tc>
+          <w:p>
+            <w:r>
+              <w:t xml:space="preserve">7</w:t>
+            </w:r>
+          </w:p>
+        </w:tc>
+        <w:tc>
+          <w:p>
+            <w:r>
+              <w:t xml:space="preserve">5.0</w:t>
+            </w:r>
+          </w:p>
+        </w:tc>
+        <w:tc>
+          <w:p>
+            <w:r>
+              <w:t xml:space="preserve">+0.4</w:t>
             </w:r>
           </w:p>
         </w:tc>
@@ -504,35 +606,35 @@
         <w:tc>
           <w:p>
             <w:r>
-              <w:t xml:space="preserve">Diversity of materials</w:t>
-            </w:r>
-          </w:p>
-        </w:tc>
-        <w:tc>
-          <w:p>
-            <w:r>
-              <w:t xml:space="preserve">1.8</w:t>
-            </w:r>
-          </w:p>
-        </w:tc>
-        <w:tc>
-          <w:p>
-            <w:r>
-              <w:t xml:space="preserve">2</w:t>
-            </w:r>
-          </w:p>
-        </w:tc>
-        <w:tc>
-          <w:p>
-            <w:r>
-              <w:t xml:space="preserve">1.5</w:t>
-            </w:r>
-          </w:p>
-        </w:tc>
-        <w:tc>
-          <w:p>
-            <w:r>
-              <w:t xml:space="preserve">−0.3</w:t>
+              <w:t xml:space="preserve">Photosynthesis</w:t>
+            </w:r>
+          </w:p>
+        </w:tc>
+        <w:tc>
+          <w:p>
+            <w:r>
+              <w:t xml:space="preserve">5.6</w:t>
+            </w:r>
+          </w:p>
+        </w:tc>
+        <w:tc>
+          <w:p>
+            <w:r>
+              <w:t xml:space="preserve">6</w:t>
+            </w:r>
+          </w:p>
+        </w:tc>
+        <w:tc>
+          <w:p>
+            <w:r>
+              <w:t xml:space="preserve">4.5</w:t>
+            </w:r>
+          </w:p>
+        </w:tc>
+        <w:tc>
+          <w:p>
+            <w:r>
+              <w:t xml:space="preserve">−1.1</w:t>
             </w:r>
           </w:p>
         </w:tc>
@@ -541,14 +643,14 @@
         <w:tc>
           <w:p>
             <w:r>
-              <w:t xml:space="preserve">Cycles in matter</w:t>
-            </w:r>
-          </w:p>
-        </w:tc>
-        <w:tc>
-          <w:p>
-            <w:r>
-              <w:t xml:space="preserve">2.2</w:t>
+              <w:t xml:space="preserve">Human respiratory and circulatory systems</w:t>
+            </w:r>
+          </w:p>
+        </w:tc>
+        <w:tc>
+          <w:p>
+            <w:r>
+              <w:t xml:space="preserve">3.8</w:t>
             </w:r>
           </w:p>
         </w:tc>
@@ -562,14 +664,14 @@
         <w:tc>
           <w:p>
             <w:r>
-              <w:t xml:space="preserve">2.5</w:t>
-            </w:r>
-          </w:p>
-        </w:tc>
-        <w:tc>
-          <w:p>
-            <w:r>
-              <w:t xml:space="preserve">+0.3</w:t>
+              <w:t xml:space="preserve">4.3</w:t>
+            </w:r>
+          </w:p>
+        </w:tc>
+        <w:tc>
+          <w:p>
+            <w:r>
+              <w:t xml:space="preserve">+0.5</w:t>
             </w:r>
           </w:p>
         </w:tc>
@@ -578,35 +680,35 @@
         <w:tc>
           <w:p>
             <w:r>
-              <w:t xml:space="preserve">Energy conversion</w:t>
-            </w:r>
-          </w:p>
-        </w:tc>
-        <w:tc>
-          <w:p>
-            <w:r>
-              <w:t xml:space="preserve">2.2</w:t>
-            </w:r>
-          </w:p>
-        </w:tc>
-        <w:tc>
-          <w:p>
-            <w:r>
-              <w:t xml:space="preserve">1</w:t>
-            </w:r>
-          </w:p>
-        </w:tc>
-        <w:tc>
-          <w:p>
-            <w:r>
-              <w:t xml:space="preserve">2.5</w:t>
-            </w:r>
-          </w:p>
-        </w:tc>
-        <w:tc>
-          <w:p>
-            <w:r>
-              <w:t xml:space="preserve">+0.3</w:t>
+              <w:t xml:space="preserve">Diversity of materials</w:t>
+            </w:r>
+          </w:p>
+        </w:tc>
+        <w:tc>
+          <w:p>
+            <w:r>
+              <w:t xml:space="preserve">3.8</w:t>
+            </w:r>
+          </w:p>
+        </w:tc>
+        <w:tc>
+          <w:p>
+            <w:r>
+              <w:t xml:space="preserve">5</w:t>
+            </w:r>
+          </w:p>
+        </w:tc>
+        <w:tc>
+          <w:p>
+            <w:r>
+              <w:t xml:space="preserve">3.0</w:t>
+            </w:r>
+          </w:p>
+        </w:tc>
+        <w:tc>
+          <w:p>
+            <w:r>
+              <w:t xml:space="preserve">−0.8</w:t>
             </w:r>
           </w:p>
         </w:tc>
@@ -615,35 +717,47 @@
         <w:tc>
           <w:p>
             <w:r>
-              <w:t xml:space="preserve">Interaction of forces (Friction/Gravity/Elastic)</w:t>
-            </w:r>
-          </w:p>
-        </w:tc>
-        <w:tc>
-          <w:p>
-            <w:r>
-              <w:t xml:space="preserve">3.8</w:t>
-            </w:r>
-          </w:p>
-        </w:tc>
-        <w:tc>
-          <w:p>
-            <w:r>
-              <w:t xml:space="preserve">3</w:t>
-            </w:r>
-          </w:p>
-        </w:tc>
-        <w:tc>
-          <w:p>
-            <w:r>
-              <w:t xml:space="preserve">3.5</w:t>
-            </w:r>
-          </w:p>
-        </w:tc>
-        <w:tc>
-          <w:p>
-            <w:r>
-              <w:t xml:space="preserve">−0.3</w:t>
+              <w:t xml:space="preserve">Water cycle, evaporation, condensation</w:t>
+            </w:r>
+          </w:p>
+        </w:tc>
+        <w:tc>
+          <w:p>
+            <w:r>
+              <w:rPr>
+                <w:b/>
+                <w:bCs/>
+              </w:rPr>
+              <w:t xml:space="preserve">5.0</w:t>
+            </w:r>
+          </w:p>
+        </w:tc>
+        <w:tc>
+          <w:p>
+            <w:r>
+              <w:t xml:space="preserve">2</w:t>
+            </w:r>
+          </w:p>
+        </w:tc>
+        <w:tc>
+          <w:p>
+            <w:r>
+              <w:rPr>
+                <w:b/>
+                <w:bCs/>
+              </w:rPr>
+              <w:t xml:space="preserve">3.0</w:t>
+            </w:r>
+          </w:p>
+        </w:tc>
+        <w:tc>
+          <w:p>
+            <w:r>
+              <w:rPr>
+                <w:b/>
+                <w:bCs/>
+              </w:rPr>
+              <w:t xml:space="preserve">−2.0</w:t>
             </w:r>
           </w:p>
         </w:tc>
@@ -652,35 +766,35 @@
         <w:tc>
           <w:p>
             <w:r>
-              <w:t xml:space="preserve">Plant parts and functions</w:t>
-            </w:r>
-          </w:p>
-        </w:tc>
-        <w:tc>
-          <w:p>
-            <w:r>
-              <w:t xml:space="preserve">2.2</w:t>
-            </w:r>
-          </w:p>
-        </w:tc>
-        <w:tc>
-          <w:p>
-            <w:r>
-              <w:t xml:space="preserve">3</w:t>
-            </w:r>
-          </w:p>
-        </w:tc>
-        <w:tc>
-          <w:p>
-            <w:r>
-              <w:t xml:space="preserve">2.0</w:t>
-            </w:r>
-          </w:p>
-        </w:tc>
-        <w:tc>
-          <w:p>
-            <w:r>
-              <w:t xml:space="preserve">−0.2</w:t>
+              <w:t xml:space="preserve">Human digestive system</w:t>
+            </w:r>
+          </w:p>
+        </w:tc>
+        <w:tc>
+          <w:p>
+            <w:r>
+              <w:t xml:space="preserve">1.6</w:t>
+            </w:r>
+          </w:p>
+        </w:tc>
+        <w:tc>
+          <w:p>
+            <w:r>
+              <w:t xml:space="preserve">5</w:t>
+            </w:r>
+          </w:p>
+        </w:tc>
+        <w:tc>
+          <w:p>
+            <w:r>
+              <w:t xml:space="preserve">2.8</w:t>
+            </w:r>
+          </w:p>
+        </w:tc>
+        <w:tc>
+          <w:p>
+            <w:r>
+              <w:t xml:space="preserve">+1.1</w:t>
             </w:r>
           </w:p>
         </w:tc>
@@ -689,35 +803,35 @@
         <w:tc>
           <w:p>
             <w:r>
-              <w:t xml:space="preserve">Human digestive system</w:t>
-            </w:r>
-          </w:p>
-        </w:tc>
-        <w:tc>
-          <w:p>
-            <w:r>
-              <w:t xml:space="preserve">0.8</w:t>
-            </w:r>
-          </w:p>
-        </w:tc>
-        <w:tc>
-          <w:p>
-            <w:r>
-              <w:t xml:space="preserve">2</w:t>
-            </w:r>
-          </w:p>
-        </w:tc>
-        <w:tc>
-          <w:p>
-            <w:r>
-              <w:t xml:space="preserve">1.0</w:t>
-            </w:r>
-          </w:p>
-        </w:tc>
-        <w:tc>
-          <w:p>
-            <w:r>
-              <w:t xml:space="preserve">+0.2</w:t>
+              <w:t xml:space="preserve">Light energy and uses</w:t>
+            </w:r>
+          </w:p>
+        </w:tc>
+        <w:tc>
+          <w:p>
+            <w:r>
+              <w:t xml:space="preserve">2.0</w:t>
+            </w:r>
+          </w:p>
+        </w:tc>
+        <w:tc>
+          <w:p>
+            <w:r>
+              <w:t xml:space="preserve">4</w:t>
+            </w:r>
+          </w:p>
+        </w:tc>
+        <w:tc>
+          <w:p>
+            <w:r>
+              <w:t xml:space="preserve">2.0</w:t>
+            </w:r>
+          </w:p>
+        </w:tc>
+        <w:tc>
+          <w:p>
+            <w:r>
+              <w:t xml:space="preserve">0.0</w:t>
             </w:r>
           </w:p>
         </w:tc>
@@ -726,65 +840,21 @@
         <w:tc>
           <w:p>
             <w:r>
-              <w:t xml:space="preserve">Human respiratory/circulatory systems</w:t>
-            </w:r>
-          </w:p>
-        </w:tc>
-        <w:tc>
-          <w:p>
-            <w:r>
-              <w:t xml:space="preserve">1.6</w:t>
-            </w:r>
-          </w:p>
-        </w:tc>
-        <w:tc>
-          <w:p>
-            <w:r>
-              <w:t xml:space="preserve">1</w:t>
-            </w:r>
-          </w:p>
-        </w:tc>
-        <w:tc>
-          <w:p>
-            <w:r>
-              <w:t xml:space="preserve">1.8</w:t>
-            </w:r>
-          </w:p>
-        </w:tc>
-        <w:tc>
-          <w:p>
-            <w:r>
-              <w:t xml:space="preserve">+0.1</w:t>
-            </w:r>
-          </w:p>
-        </w:tc>
-      </w:tr>
-      <w:tr>
-        <w:tc>
-          <w:p>
-            <w:r>
-              <w:t xml:space="preserve">Light energy and uses</w:t>
-            </w:r>
-          </w:p>
-        </w:tc>
-        <w:tc>
-          <w:p>
-            <w:r>
-              <w:t xml:space="preserve">1.0</w:t>
-            </w:r>
-          </w:p>
-        </w:tc>
-        <w:tc>
-          <w:p>
-            <w:r>
-              <w:t xml:space="preserve">2</w:t>
-            </w:r>
-          </w:p>
-        </w:tc>
-        <w:tc>
-          <w:p>
-            <w:r>
-              <w:t xml:space="preserve">1.0</w:t>
+              <w:t xml:space="preserve">Plant respiratory and circulatory systems</w:t>
+            </w:r>
+          </w:p>
+        </w:tc>
+        <w:tc>
+          <w:p>
+            <w:r>
+              <w:t xml:space="preserve">0.4</w:t>
+            </w:r>
+          </w:p>
+        </w:tc>
+        <w:tc>
+          <w:p>
+            <w:r>
+              <w:t xml:space="preserve">0</w:t>
             </w:r>
           </w:p>
         </w:tc>
@@ -795,40 +865,10 @@
             </w:r>
           </w:p>
         </w:tc>
-      </w:tr>
-      <w:tr>
-        <w:tc>
-          <w:p>
-            <w:r>
-              <w:t xml:space="preserve">Plant respiratory/circulatory systems</w:t>
-            </w:r>
-          </w:p>
-        </w:tc>
-        <w:tc>
-          <w:p>
-            <w:r>
-              <w:t xml:space="preserve">0.2</w:t>
-            </w:r>
-          </w:p>
-        </w:tc>
-        <w:tc>
-          <w:p>
-            <w:r>
-              <w:t xml:space="preserve">0</w:t>
-            </w:r>
-          </w:p>
-        </w:tc>
-        <w:tc>
-          <w:p>
-            <w:r>
-              <w:t xml:space="preserve">0.0</w:t>
-            </w:r>
-          </w:p>
-        </w:tc>
-        <w:tc>
-          <w:p>
-            <w:r>
-              <w:t xml:space="preserve">−0.2</w:t>
+        <w:tc>
+          <w:p>
+            <w:r>
+              <w:t xml:space="preserve">−0.4</w:t>
             </w:r>
           </w:p>
         </w:tc>
@@ -869,7 +909,7 @@
         <w:t xml:space="preserve">Interactions still dominates</w:t>
       </w:r>
       <w:r>
-        <w:t xml:space="preserve"> at 4.8 q/yr in 2022-2025 — more than any other topic. But its share has dropped from ~7/yr to ~5/yr; the slack went to Life cycles, Diversity, Heat, and Electrical.</w:t>
+        <w:t xml:space="preserve"> at 11.5 marks/yr in 2022-2025 — more than any other topic by a wide margin. The −5.9 drop is real but the topic is still #1 priority by far.</w:t>
       </w:r>
     </w:p>
     <w:p>
@@ -885,10 +925,10 @@
           <w:b/>
           <w:bCs/>
         </w:rPr>
-        <w:t xml:space="preserve">Life cycles (+0.9) and Diversity (+0.8) are the real risers.</w:t>
-      </w:r>
-      <w:r>
-        <w:t xml:space="preserve"> Together they add ~1.7 q/yr — a clean 2-mark uplift for any student strong on these. (Earlier "Plant parts is rising fast" claim was an artefact of dropping the 2022-2024 bundle from the comparison; with the bundle included, Plant parts is roughly stable at 2.0 q/yr.)</w:t>
+        <w:t xml:space="preserve">Heat is the biggest riser (+2.1 marks/yr)</w:t>
+      </w:r>
+      <w:r>
+        <w:t xml:space="preserve"> — 6.4 → 8.5. The 4-mark OEQs on differential expansion / temperature-vs-heat / heat-transfer rate are pulling significant weight in recent papers.</w:t>
       </w:r>
     </w:p>
     <w:p>
@@ -904,17 +944,10 @@
           <w:b/>
           <w:bCs/>
         </w:rPr>
-        <w:t xml:space="preserve">Photosynthesis is FALLING (−0.7)</w:t>
-      </w:r>
-      <w:r>
-        <w:t xml:space="preserve"> — surprising. Earlier reports that called it "OEQ-heavy and rising" were misled by the 14/20 OEQ split inside its total, not the year trend. </w:t>
-      </w:r>
-      <w:r>
-        <w:rPr>
-          <w:b/>
-          <w:bCs/>
-        </w:rPr>
-        <w:t xml:space="preserve">De-prioritise this for master class building.</w:t>
+        <w:t xml:space="preserve">Life cycles (+1.8) and Electrical (+1.6)</w:t>
+      </w:r>
+      <w:r>
+        <w:t xml:space="preserve"> are the next biggest gainers.</w:t>
       </w:r>
     </w:p>
     <w:p>
@@ -930,10 +963,10 @@
           <w:b/>
           <w:bCs/>
         </w:rPr>
-        <w:t xml:space="preserve">Heat (+0.6) and Electrical (+0.5)</w:t>
-      </w:r>
-      <w:r>
-        <w:t xml:space="preserve"> continue their slow climb — confirms the "physics is gaining" intuition.</w:t>
+        <w:t xml:space="preserve">Water cycle has dropped sharply (−2.0)</w:t>
+      </w:r>
+      <w:r>
+        <w:t xml:space="preserve"> — 5.0 → 3.0 marks/yr. Looks like the OEQ block on water cycle is being absorbed into other topics (energy conversion, evaporation).</w:t>
       </w:r>
     </w:p>
     <w:p>
@@ -949,10 +982,172 @@
           <w:b/>
           <w:bCs/>
         </w:rPr>
-        <w:t xml:space="preserve">2021 was a one-off outlier on Interactions</w:t>
-      </w:r>
-      <w:r>
-        <w:t xml:space="preserve"> (just 1 question vs typical 7-8/yr). 2022-2025 returned to high frequency.</w:t>
+        <w:t xml:space="preserve">Photosynthesis is falling (−1.1)</w:t>
+      </w:r>
+      <w:r>
+        <w:t xml:space="preserve"> — confirmed by marks-based view. </w:t>
+      </w:r>
+      <w:r>
+        <w:rPr>
+          <w:b/>
+          <w:bCs/>
+        </w:rPr>
+        <w:t xml:space="preserve">De-prioritise for master class building.</w:t>
+      </w:r>
+    </w:p>
+    <w:p>
+      <w:pPr>
+        <w:pStyle w:val="ListParagraph"/>
+        <w:numPr>
+          <w:ilvl w:val="0"/>
+          <w:numId w:val="1"/>
+        </w:numPr>
+      </w:pPr>
+      <w:r>
+        <w:rPr>
+          <w:b/>
+          <w:bCs/>
+        </w:rPr>
+        <w:t xml:space="preserve">Magnets falls (−1.0)</w:t>
+      </w:r>
+      <w:r>
+        <w:t xml:space="preserve"> — slight decline. Still worth covering inside the existing Forces master class but no longer a standalone priority.</w:t>
+      </w:r>
+    </w:p>
+    <w:p>
+      <w:r>
+        <w:t xml:space="preserve"/>
+      </w:r>
+    </w:p>
+    <w:p>
+      <w:r>
+        <w:rPr>
+          <w:b/>
+          <w:bCs/>
+        </w:rPr>
+        <w:t xml:space="preserve">Top-6 priority order by 2022-2025 marks/yr</w:t>
+      </w:r>
+      <w:r>
+        <w:t xml:space="preserve"> (the topics a focused student should drill first):</w:t>
+      </w:r>
+    </w:p>
+    <w:p>
+      <w:r>
+        <w:t xml:space="preserve"/>
+      </w:r>
+    </w:p>
+    <w:p>
+      <w:pPr>
+        <w:pStyle w:val="ListParagraph"/>
+        <w:numPr>
+          <w:ilvl w:val="0"/>
+          <w:numId w:val="2"/>
+        </w:numPr>
+      </w:pPr>
+      <w:r>
+        <w:rPr>
+          <w:b/>
+          <w:bCs/>
+        </w:rPr>
+        <w:t xml:space="preserve">Interactions within the environment</w:t>
+      </w:r>
+      <w:r>
+        <w:t xml:space="preserve"> — 11.5 marks/yr ✓ master class shipped</w:t>
+      </w:r>
+    </w:p>
+    <w:p>
+      <w:pPr>
+        <w:pStyle w:val="ListParagraph"/>
+        <w:numPr>
+          <w:ilvl w:val="0"/>
+          <w:numId w:val="2"/>
+        </w:numPr>
+      </w:pPr>
+      <w:r>
+        <w:rPr>
+          <w:b/>
+          <w:bCs/>
+        </w:rPr>
+        <w:t xml:space="preserve">Electrical system and circuits</w:t>
+      </w:r>
+      <w:r>
+        <w:t xml:space="preserve"> — 9.0 marks/yr</w:t>
+      </w:r>
+    </w:p>
+    <w:p>
+      <w:pPr>
+        <w:pStyle w:val="ListParagraph"/>
+        <w:numPr>
+          <w:ilvl w:val="0"/>
+          <w:numId w:val="2"/>
+        </w:numPr>
+      </w:pPr>
+      <w:r>
+        <w:rPr>
+          <w:b/>
+          <w:bCs/>
+        </w:rPr>
+        <w:t xml:space="preserve">Heat energy and uses</w:t>
+      </w:r>
+      <w:r>
+        <w:t xml:space="preserve"> — 8.5 marks/yr (biggest riser)</w:t>
+      </w:r>
+    </w:p>
+    <w:p>
+      <w:pPr>
+        <w:pStyle w:val="ListParagraph"/>
+        <w:numPr>
+          <w:ilvl w:val="0"/>
+          <w:numId w:val="2"/>
+        </w:numPr>
+      </w:pPr>
+      <w:r>
+        <w:rPr>
+          <w:b/>
+          <w:bCs/>
+        </w:rPr>
+        <w:t xml:space="preserve">Forces (Friction/Gravity/Elastic)</w:t>
+      </w:r>
+      <w:r>
+        <w:t xml:space="preserve"> — 8.3 marks/yr ✓ master class shipped</w:t>
+      </w:r>
+    </w:p>
+    <w:p>
+      <w:pPr>
+        <w:pStyle w:val="ListParagraph"/>
+        <w:numPr>
+          <w:ilvl w:val="0"/>
+          <w:numId w:val="2"/>
+        </w:numPr>
+      </w:pPr>
+      <w:r>
+        <w:rPr>
+          <w:b/>
+          <w:bCs/>
+        </w:rPr>
+        <w:t xml:space="preserve">Diversity of living and non-living things</w:t>
+      </w:r>
+      <w:r>
+        <w:t xml:space="preserve"> — 7.8 marks/yr</w:t>
+      </w:r>
+    </w:p>
+    <w:p>
+      <w:pPr>
+        <w:pStyle w:val="ListParagraph"/>
+        <w:numPr>
+          <w:ilvl w:val="0"/>
+          <w:numId w:val="2"/>
+        </w:numPr>
+      </w:pPr>
+      <w:r>
+        <w:rPr>
+          <w:b/>
+          <w:bCs/>
+        </w:rPr>
+        <w:t xml:space="preserve">Energy conversion / Reproduction</w:t>
+      </w:r>
+      <w:r>
+        <w:t xml:space="preserve"> — both 6.5 marks/yr</w:t>
       </w:r>
     </w:p>
     <w:p>
@@ -2642,66 +2837,73 @@
         <w:pStyle w:val="Heading2"/>
       </w:pPr>
       <w:r>
-        <w:t xml:space="preserve">5. Master class hit-list (priority order)</w:t>
-      </w:r>
-    </w:p>
-    <w:p>
-      <w:r>
-        <w:t xml:space="preserve"/>
-      </w:r>
-    </w:p>
-    <w:p>
-      <w:pPr>
-        <w:pStyle w:val="ListParagraph"/>
-        <w:numPr>
-          <w:ilvl w:val="0"/>
-          <w:numId w:val="2"/>
-        </w:numPr>
-      </w:pPr>
-      <w:r>
-        <w:rPr>
-          <w:b/>
-          <w:bCs/>
-        </w:rPr>
-        <w:t xml:space="preserve">Electrical circuits: the on/off cycle</w:t>
-      </w:r>
-      <w:r>
-        <w:t xml:space="preserve"> — bulb contact, battery direction, series-vs-parallel, electromagnet cycle, louder/stronger.</w:t>
-      </w:r>
-    </w:p>
-    <w:p>
-      <w:pPr>
-        <w:pStyle w:val="ListParagraph"/>
-        <w:numPr>
-          <w:ilvl w:val="0"/>
-          <w:numId w:val="2"/>
-        </w:numPr>
-      </w:pPr>
-      <w:r>
-        <w:rPr>
-          <w:b/>
-          <w:bCs/>
-        </w:rPr>
-        <w:t xml:space="preserve">Forces &amp; energy: the launch problem</w:t>
-      </w:r>
-      <w:r>
-        <w:t xml:space="preserve"> — name all forces (incl. friction on stationary), energy chain w/ heat from friction, comparison sentences, fair-test signals, improvements.</w:t>
-      </w:r>
-    </w:p>
-    <w:p>
-      <w:pPr>
-        <w:pStyle w:val="ListParagraph"/>
-        <w:numPr>
-          <w:ilvl w:val="0"/>
-          <w:numId w:val="2"/>
-        </w:numPr>
-      </w:pPr>
-      <w:r>
-        <w:rPr>
-          <w:b/>
-          <w:bCs/>
-        </w:rPr>
-        <w:t xml:space="preserve">Heat: things expand differently</w:t>
+        <w:t xml:space="preserve">5. Master class hit-list (priority order by 2022-2025 marks/yr)</w:t>
+      </w:r>
+    </w:p>
+    <w:p>
+      <w:r>
+        <w:t xml:space="preserve"/>
+      </w:r>
+    </w:p>
+    <w:p>
+      <w:pPr>
+        <w:pStyle w:val="ListParagraph"/>
+        <w:numPr>
+          <w:ilvl w:val="0"/>
+          <w:numId w:val="2"/>
+        </w:numPr>
+      </w:pPr>
+      <w:r>
+        <w:rPr>
+          <w:b/>
+          <w:bCs/>
+        </w:rPr>
+        <w:t xml:space="preserve">Interactions (11.5 marks/yr)</w:t>
+      </w:r>
+      <w:r>
+        <w:t xml:space="preserve"> — ✓ already shipped, with fair-test slide added.</w:t>
+      </w:r>
+    </w:p>
+    <w:p>
+      <w:pPr>
+        <w:pStyle w:val="ListParagraph"/>
+        <w:numPr>
+          <w:ilvl w:val="0"/>
+          <w:numId w:val="2"/>
+        </w:numPr>
+      </w:pPr>
+      <w:r>
+        <w:rPr>
+          <w:b/>
+          <w:bCs/>
+        </w:rPr>
+        <w:t xml:space="preserve">Electrical circuits: the on/off cycle (9.0 marks/yr)</w:t>
+      </w:r>
+      <w:r>
+        <w:t xml:space="preserve"> — bulb contact, battery direction, series-vs-parallel, electromagnet cycle, louder/stronger. </w:t>
+      </w:r>
+      <w:r>
+        <w:rPr>
+          <w:b/>
+          <w:bCs/>
+        </w:rPr>
+        <w:t xml:space="preserve">Top priority for next build.</w:t>
+      </w:r>
+    </w:p>
+    <w:p>
+      <w:pPr>
+        <w:pStyle w:val="ListParagraph"/>
+        <w:numPr>
+          <w:ilvl w:val="0"/>
+          <w:numId w:val="2"/>
+        </w:numPr>
+      </w:pPr>
+      <w:r>
+        <w:rPr>
+          <w:b/>
+          <w:bCs/>
+        </w:rPr>
+        <w:t xml:space="preserve">Heat: things expand differently (8.5 marks/yr, biggest riser)</w:t>
       </w:r>
       <w:r>
         <w:t xml:space="preserve"> — differential expansion, temp vs heat vocab, rate ∝ ΔT, trapped-air insulator, cooking/cooling graphs.</w:t>
@@ -2720,29 +2922,86 @@
           <w:b/>
           <w:bCs/>
         </w:rPr>
-        <w:t xml:space="preserve">Interactions: cascades &amp; adaptations</w:t>
-      </w:r>
-      <w:r>
-        <w:t xml:space="preserve"> — already shipped; needs fair-test slide and graph-reading enhancement.</w:t>
-      </w:r>
-    </w:p>
-    <w:p>
-      <w:pPr>
-        <w:pStyle w:val="ListParagraph"/>
-        <w:numPr>
-          <w:ilvl w:val="0"/>
-          <w:numId w:val="2"/>
-        </w:numPr>
-      </w:pPr>
-      <w:r>
-        <w:rPr>
-          <w:b/>
-          <w:bCs/>
-        </w:rPr>
-        <w:t xml:space="preserve">Plant systems (stable, MCQ-heavy block)</w:t>
-      </w:r>
-      <w:r>
-        <w:t xml:space="preserve"> — water vs food tubes, cell parts shared with animals, stomata, photosynthesis sentence, day-night gas swap + variegated-leaf. (Note: corrected from "rising fast" — including the 2022-2024 bundle, Plant parts is roughly stable at 2.0 q/yr, not rising.)</w:t>
+        <w:t xml:space="preserve">Forces (8.3 marks/yr)</w:t>
+      </w:r>
+      <w:r>
+        <w:t xml:space="preserve"> — ✓ already shipped (Friction/Gravity/Elastic/Magnets combined).</w:t>
+      </w:r>
+    </w:p>
+    <w:p>
+      <w:pPr>
+        <w:pStyle w:val="ListParagraph"/>
+        <w:numPr>
+          <w:ilvl w:val="0"/>
+          <w:numId w:val="2"/>
+        </w:numPr>
+      </w:pPr>
+      <w:r>
+        <w:rPr>
+          <w:b/>
+          <w:bCs/>
+        </w:rPr>
+        <w:t xml:space="preserve">Diversity of living and non-living things (7.8 marks/yr, MCQ-dominant)</w:t>
+      </w:r>
+      <w:r>
+        <w:t xml:space="preserve"> — classification rules, characteristics of living things, plant/animal grouping, the 32 MCQs make this almost pure pattern-recognition drill.</w:t>
+      </w:r>
+    </w:p>
+    <w:p>
+      <w:pPr>
+        <w:pStyle w:val="ListParagraph"/>
+        <w:numPr>
+          <w:ilvl w:val="0"/>
+          <w:numId w:val="2"/>
+        </w:numPr>
+      </w:pPr>
+      <w:r>
+        <w:rPr>
+          <w:b/>
+          <w:bCs/>
+        </w:rPr>
+        <w:t xml:space="preserve">Energy conversion (6.5 marks/yr)</w:t>
+      </w:r>
+      <w:r>
+        <w:t xml:space="preserve"> — chemical/electrical/kinetic/heat/light/sound chains, toy launchers, mandatory "heat/sound from friction" extra mark.</w:t>
+      </w:r>
+    </w:p>
+    <w:p>
+      <w:pPr>
+        <w:pStyle w:val="ListParagraph"/>
+        <w:numPr>
+          <w:ilvl w:val="0"/>
+          <w:numId w:val="2"/>
+        </w:numPr>
+      </w:pPr>
+      <w:r>
+        <w:rPr>
+          <w:b/>
+          <w:bCs/>
+        </w:rPr>
+        <w:t xml:space="preserve">Reproduction (6.5 marks/yr)</w:t>
+      </w:r>
+      <w:r>
+        <w:t xml:space="preserve"> — pollination vs fertilisation, seed dispersal agent matching, continuity-of-kind sentence template.</w:t>
+      </w:r>
+    </w:p>
+    <w:p>
+      <w:pPr>
+        <w:pStyle w:val="ListParagraph"/>
+        <w:numPr>
+          <w:ilvl w:val="0"/>
+          <w:numId w:val="2"/>
+        </w:numPr>
+      </w:pPr>
+      <w:r>
+        <w:rPr>
+          <w:b/>
+          <w:bCs/>
+        </w:rPr>
+        <w:t xml:space="preserve">Life cycles (6.0 marks/yr, +1.8 rising)</w:t>
+      </w:r>
+      <w:r>
+        <w:t xml:space="preserve"> — metamorphosis (butterflies/frogs/mosquitoes), comparing stages, dengue-style graph-reading.</w:t>
       </w:r>
     </w:p>
     <w:p>
@@ -2776,10 +3035,10 @@
           <w:b/>
           <w:bCs/>
         </w:rPr>
-        <w:t xml:space="preserve">Photosynthesis</w:t>
-      </w:r>
-      <w:r>
-        <w:t xml:space="preserve"> — actually falling (−0.7 q/yr). The 14 OEQs in the corpus are spread across 10 years and the topic is shrinking. Build only if you have spare capacity after the top 4.</w:t>
+        <w:t xml:space="preserve">Photosynthesis (4.5 marks/yr, −1.1 falling)</w:t>
+      </w:r>
+      <w:r>
+        <w:t xml:space="preserve"> — earlier claim "OEQ-heavy and rising" was wrong. Topic is shrinking. Build only after the top 8.</w:t>
       </w:r>
     </w:p>
     <w:p>
@@ -2795,10 +3054,29 @@
           <w:b/>
           <w:bCs/>
         </w:rPr>
-        <w:t xml:space="preserve">Light energy</w:t>
-      </w:r>
-      <w:r>
-        <w:t xml:space="preserve"> — flat at 1.0 q/yr, low yield.</w:t>
+        <w:t xml:space="preserve">Light energy (2.0 marks/yr, flat)</w:t>
+      </w:r>
+      <w:r>
+        <w:t xml:space="preserve"> — low yield.</w:t>
+      </w:r>
+    </w:p>
+    <w:p>
+      <w:pPr>
+        <w:pStyle w:val="ListParagraph"/>
+        <w:numPr>
+          <w:ilvl w:val="0"/>
+          <w:numId w:val="1"/>
+        </w:numPr>
+      </w:pPr>
+      <w:r>
+        <w:rPr>
+          <w:b/>
+          <w:bCs/>
+        </w:rPr>
+        <w:t xml:space="preserve">Plant respiratory/circulatory (0 marks/yr in 2022-2025)</w:t>
+      </w:r>
+      <w:r>
+        <w:t xml:space="preserve"> — no longer tested separately.</w:t>
       </w:r>
     </w:p>
     <w:p>
